--- a/dock_tempaltes/allocation_notice.docx
+++ b/dock_tempaltes/allocation_notice.docx
@@ -8,7 +8,6 @@
         <w:ind w:right="140"/>
         <w:jc w:val="right"/>
         <w:rPr>
-          <w:rFonts w:ascii="Times New Roman" w:cs="Times New Roman" w:eastAsia="Times New Roman" w:hAnsi="Times New Roman"/>
           <w:sz w:val="21"/>
           <w:szCs w:val="21"/>
         </w:rPr>
@@ -21,83 +20,67 @@
           <w:highlight w:val="white"/>
           <w:rtl w:val="0"/>
         </w:rPr>
-        <w:t xml:space="preserve">{{ notice_date }}</w:t>
-      </w:r>
-      <w:r>
-        <w:rPr>
-          <w:rtl w:val="0"/>
-        </w:rPr>
-      </w:r>
-    </w:p>
-    <w:p>
-      <w:pPr>
-        <w:keepNext w:val="0"/>
-        <w:keepLines w:val="0"/>
-        <w:pageBreakBefore w:val="0"/>
-        <w:widowControl w:val="0"/>
-        <w:pBdr>
-          <w:top w:space="0" w:sz="0" w:val="nil"/>
-          <w:left w:space="0" w:sz="0" w:val="nil"/>
-          <w:bottom w:space="0" w:sz="0" w:val="nil"/>
-          <w:right w:space="0" w:sz="0" w:val="nil"/>
-          <w:between w:space="0" w:sz="0" w:val="nil"/>
-        </w:pBdr>
-        <w:shd w:fill="auto" w:val="clear"/>
-        <w:spacing w:after="0" w:before="96" w:line="276" w:lineRule="auto"/>
-        <w:ind w:left="0" w:right="0" w:firstLine="0"/>
-        <w:jc w:val="left"/>
-        <w:rPr>
-          <w:rFonts w:ascii="Times New Roman" w:cs="Times New Roman" w:eastAsia="Times New Roman" w:hAnsi="Times New Roman"/>
-          <w:b w:val="0"/>
-          <w:bCs w:val="0"/>
-          <w:i w:val="0"/>
-          <w:iCs w:val="0"/>
-          <w:smallCaps w:val="0"/>
-          <w:strike w:val="0"/>
-          <w:color w:val="000000"/>
-          <w:sz w:val="21"/>
-          <w:szCs w:val="21"/>
-          <w:u w:val="none"/>
-          <w:shd w:fill="auto" w:val="clear"/>
-          <w:vertAlign w:val="baseline"/>
-        </w:rPr>
-      </w:pPr>
-      <w:r>
-        <w:rPr>
-          <w:rtl w:val="0"/>
-        </w:rPr>
-      </w:r>
-    </w:p>
-    <w:p>
-      <w:pPr>
-        <w:spacing w:line="276" w:lineRule="auto"/>
-        <w:rPr>
-          <w:rFonts w:ascii="Times New Roman" w:cs="Times New Roman" w:eastAsia="Times New Roman" w:hAnsi="Times New Roman"/>
-          <w:b w:val="0"/>
-          <w:bCs w:val="0"/>
-          <w:i w:val="0"/>
-          <w:iCs w:val="0"/>
-          <w:smallCaps w:val="0"/>
-          <w:strike w:val="0"/>
-          <w:color w:val="000000"/>
-          <w:sz w:val="21"/>
-          <w:szCs w:val="21"/>
-          <w:u w:val="none"/>
-          <w:shd w:fill="auto" w:val="clear"/>
-          <w:vertAlign w:val="baseline"/>
-        </w:rPr>
-      </w:pPr>
-      <w:r>
-        <w:rPr>
-          <w:b w:val="1"/>
-          <w:bCs w:val="1"/>
+        <w:t xml:space="preserve">{{ </w:t>
+      </w:r>
+      <w:r>
+        <w:rPr>
+          <w:rFonts w:ascii="Roboto" w:cs="Roboto" w:eastAsia="Roboto" w:hAnsi="Roboto"/>
+          <w:color w:val="333333"/>
+          <w:sz w:val="23"/>
+          <w:szCs w:val="23"/>
+          <w:highlight w:val="white"/>
+          <w:rtl w:val="0"/>
+        </w:rPr>
+        <w:t xml:space="preserve">date_mkzv5nsh</w:t>
+      </w:r>
+      <w:r>
+        <w:rPr>
           <w:color w:val="111111"/>
-          <w:sz w:val="21"/>
-          <w:szCs w:val="21"/>
+          <w:sz w:val="23"/>
+          <w:szCs w:val="23"/>
           <w:highlight w:val="white"/>
           <w:rtl w:val="0"/>
         </w:rPr>
-        <w:t xml:space="preserve">{{ recipient_name }}</w:t>
+        <w:t xml:space="preserve"> }}</w:t>
+      </w:r>
+      <w:r>
+        <w:rPr>
+          <w:rtl w:val="0"/>
+        </w:rPr>
+      </w:r>
+    </w:p>
+    <w:p>
+      <w:pPr>
+        <w:spacing w:line="276" w:lineRule="auto"/>
+        <w:rPr>
+          <w:sz w:val="21"/>
+          <w:szCs w:val="21"/>
+        </w:rPr>
+      </w:pPr>
+      <w:r>
+        <w:rPr>
+          <w:rtl w:val="0"/>
+        </w:rPr>
+      </w:r>
+    </w:p>
+    <w:p>
+      <w:pPr>
+        <w:spacing w:line="276" w:lineRule="auto"/>
+        <w:rPr>
+          <w:rFonts w:ascii="Times New Roman" w:cs="Times New Roman" w:eastAsia="Times New Roman" w:hAnsi="Times New Roman"/>
+          <w:sz w:val="21"/>
+          <w:szCs w:val="21"/>
+        </w:rPr>
+      </w:pPr>
+      <w:r>
+        <w:rPr>
+          <w:color w:val="111111"/>
+          <w:sz w:val="21"/>
+          <w:szCs w:val="21"/>
+          <w:highlight w:val="white"/>
+          <w:rtl w:val="0"/>
+        </w:rPr>
+        <w:t xml:space="preserve">{{ board_relation_mkzvceme }}</w:t>
       </w:r>
       <w:r>
         <w:rPr>
@@ -127,194 +110,94 @@
     </w:p>
     <w:p>
       <w:pPr>
-        <w:keepNext w:val="0"/>
-        <w:keepLines w:val="0"/>
-        <w:pageBreakBefore w:val="0"/>
-        <w:widowControl w:val="0"/>
-        <w:pBdr>
-          <w:top w:space="0" w:sz="0" w:val="nil"/>
-          <w:left w:space="0" w:sz="0" w:val="nil"/>
-          <w:bottom w:space="0" w:sz="0" w:val="nil"/>
-          <w:right w:space="0" w:sz="0" w:val="nil"/>
-          <w:between w:space="0" w:sz="0" w:val="nil"/>
-        </w:pBdr>
-        <w:shd w:fill="auto" w:val="clear"/>
-        <w:spacing w:after="0" w:before="96" w:line="276" w:lineRule="auto"/>
-        <w:ind w:left="0" w:right="0" w:firstLine="0"/>
-        <w:jc w:val="left"/>
-        <w:rPr>
-          <w:rFonts w:ascii="Times New Roman" w:cs="Times New Roman" w:eastAsia="Times New Roman" w:hAnsi="Times New Roman"/>
-          <w:b w:val="0"/>
-          <w:bCs w:val="0"/>
-          <w:i w:val="0"/>
-          <w:iCs w:val="0"/>
-          <w:smallCaps w:val="0"/>
-          <w:strike w:val="0"/>
-          <w:color w:val="000000"/>
-          <w:sz w:val="21"/>
-          <w:szCs w:val="21"/>
-          <w:u w:val="none"/>
-          <w:shd w:fill="auto" w:val="clear"/>
-          <w:vertAlign w:val="baseline"/>
-        </w:rPr>
-      </w:pPr>
-      <w:r>
-        <w:rPr>
-          <w:rtl w:val="0"/>
-        </w:rPr>
-      </w:r>
-    </w:p>
-    <w:p>
-      <w:pPr>
-        <w:spacing w:line="276" w:lineRule="auto"/>
+        <w:spacing w:before="96" w:line="276" w:lineRule="auto"/>
+        <w:rPr>
+          <w:rFonts w:ascii="Times New Roman" w:cs="Times New Roman" w:eastAsia="Times New Roman" w:hAnsi="Times New Roman"/>
+          <w:sz w:val="21"/>
+          <w:szCs w:val="21"/>
+        </w:rPr>
+      </w:pPr>
+      <w:r>
+        <w:rPr>
+          <w:rtl w:val="0"/>
+        </w:rPr>
+      </w:r>
+    </w:p>
+    <w:p>
+      <w:pPr>
         <w:ind w:firstLine="3762"/>
         <w:rPr>
           <w:rFonts w:ascii="Times New Roman" w:cs="Times New Roman" w:eastAsia="Times New Roman" w:hAnsi="Times New Roman"/>
-          <w:b w:val="0"/>
-          <w:bCs w:val="0"/>
-          <w:i w:val="0"/>
-          <w:iCs w:val="0"/>
-          <w:smallCaps w:val="0"/>
-          <w:strike w:val="0"/>
-          <w:color w:val="000000"/>
-          <w:sz w:val="21"/>
-          <w:szCs w:val="21"/>
-          <w:u w:val="none"/>
-          <w:shd w:fill="auto" w:val="clear"/>
-          <w:vertAlign w:val="baseline"/>
-        </w:rPr>
-      </w:pPr>
-      <w:r>
-        <w:rPr>
-          <w:color w:val="111111"/>
-          <w:sz w:val="21"/>
-          <w:szCs w:val="21"/>
-          <w:highlight w:val="white"/>
-          <w:rtl w:val="0"/>
-        </w:rPr>
-        <w:t xml:space="preserve">{{ issuer_address }}</w:t>
-      </w:r>
-      <w:r>
-        <w:rPr>
-          <w:rtl w:val="0"/>
-        </w:rPr>
-      </w:r>
-    </w:p>
-    <w:p>
-      <w:pPr>
-        <w:keepNext w:val="0"/>
-        <w:keepLines w:val="0"/>
-        <w:pageBreakBefore w:val="0"/>
-        <w:widowControl w:val="0"/>
-        <w:pBdr>
-          <w:top w:space="0" w:sz="0" w:val="nil"/>
-          <w:left w:space="0" w:sz="0" w:val="nil"/>
-          <w:bottom w:space="0" w:sz="0" w:val="nil"/>
-          <w:right w:space="0" w:sz="0" w:val="nil"/>
-          <w:between w:space="0" w:sz="0" w:val="nil"/>
-        </w:pBdr>
-        <w:shd w:fill="auto" w:val="clear"/>
-        <w:spacing w:after="0" w:before="0" w:line="276" w:lineRule="auto"/>
-        <w:ind w:left="0" w:right="0" w:firstLine="3780"/>
-        <w:jc w:val="left"/>
-        <w:rPr>
-          <w:rFonts w:ascii="Times New Roman" w:cs="Times New Roman" w:eastAsia="Times New Roman" w:hAnsi="Times New Roman"/>
-          <w:b w:val="0"/>
-          <w:bCs w:val="0"/>
-          <w:i w:val="0"/>
-          <w:iCs w:val="0"/>
-          <w:smallCaps w:val="0"/>
-          <w:strike w:val="0"/>
-          <w:color w:val="000000"/>
-          <w:sz w:val="21"/>
-          <w:szCs w:val="21"/>
-          <w:u w:val="none"/>
-          <w:shd w:fill="auto" w:val="clear"/>
-          <w:vertAlign w:val="baseline"/>
+          <w:sz w:val="21"/>
+          <w:szCs w:val="21"/>
         </w:rPr>
       </w:pPr>
       <w:sdt>
         <w:sdtPr>
-          <w:id w:val="-1206585169"/>
+          <w:id w:val="1703547108"/>
           <w:tag w:val="goog_rdk_0"/>
         </w:sdtPr>
         <w:sdtContent>
           <w:r>
             <w:rPr>
               <w:rFonts w:ascii="Gungsuh" w:cs="Gungsuh" w:eastAsia="Gungsuh" w:hAnsi="Gungsuh"/>
-              <w:b w:val="0"/>
-              <w:bCs w:val="0"/>
-              <w:i w:val="0"/>
-              <w:iCs w:val="0"/>
-              <w:smallCaps w:val="0"/>
-              <w:strike w:val="0"/>
-              <w:color w:val="000000"/>
               <w:sz w:val="21"/>
               <w:szCs w:val="21"/>
-              <w:u w:val="none"/>
-              <w:shd w:fill="auto" w:val="clear"/>
-              <w:vertAlign w:val="baseline"/>
               <w:rtl w:val="0"/>
             </w:rPr>
-            <w:t xml:space="preserve">グローバル・ロジスティックス・サービス株式会社</w:t>
+            <w:t xml:space="preserve">東京都台東区東上野二丁目2番1号品田ビル3階</w:t>
           </w:r>
         </w:sdtContent>
       </w:sdt>
     </w:p>
     <w:p>
       <w:pPr>
-        <w:keepNext w:val="0"/>
-        <w:keepLines w:val="0"/>
-        <w:pageBreakBefore w:val="0"/>
-        <w:widowControl w:val="0"/>
-        <w:pBdr>
-          <w:top w:space="0" w:sz="0" w:val="nil"/>
-          <w:left w:space="0" w:sz="0" w:val="nil"/>
-          <w:bottom w:space="0" w:sz="0" w:val="nil"/>
-          <w:right w:space="0" w:sz="0" w:val="nil"/>
-          <w:between w:space="0" w:sz="0" w:val="nil"/>
-        </w:pBdr>
-        <w:shd w:fill="auto" w:val="clear"/>
-        <w:spacing w:after="0" w:before="0" w:line="276" w:lineRule="auto"/>
-        <w:ind w:left="0" w:right="0" w:firstLine="3780"/>
-        <w:jc w:val="left"/>
-        <w:rPr>
-          <w:rFonts w:ascii="Times New Roman" w:cs="Times New Roman" w:eastAsia="Times New Roman" w:hAnsi="Times New Roman"/>
-          <w:b w:val="0"/>
-          <w:bCs w:val="0"/>
-          <w:i w:val="0"/>
-          <w:iCs w:val="0"/>
-          <w:smallCaps w:val="0"/>
-          <w:strike w:val="0"/>
-          <w:color w:val="000000"/>
-          <w:sz w:val="21"/>
-          <w:szCs w:val="21"/>
-          <w:u w:val="none"/>
-          <w:shd w:fill="auto" w:val="clear"/>
-          <w:vertAlign w:val="baseline"/>
+        <w:spacing w:line="276" w:lineRule="auto"/>
+        <w:rPr>
+          <w:rFonts w:ascii="Times New Roman" w:cs="Times New Roman" w:eastAsia="Times New Roman" w:hAnsi="Times New Roman"/>
+          <w:sz w:val="21"/>
+          <w:szCs w:val="21"/>
         </w:rPr>
       </w:pPr>
       <w:sdt>
         <w:sdtPr>
-          <w:id w:val="691037604"/>
+          <w:id w:val="1590249739"/>
           <w:tag w:val="goog_rdk_1"/>
         </w:sdtPr>
         <w:sdtContent>
           <w:r>
             <w:rPr>
               <w:rFonts w:ascii="Gungsuh" w:cs="Gungsuh" w:eastAsia="Gungsuh" w:hAnsi="Gungsuh"/>
-              <w:b w:val="0"/>
-              <w:bCs w:val="0"/>
-              <w:i w:val="0"/>
-              <w:iCs w:val="0"/>
-              <w:smallCaps w:val="0"/>
-              <w:strike w:val="0"/>
-              <w:color w:val="000000"/>
               <w:sz w:val="21"/>
               <w:szCs w:val="21"/>
-              <w:u w:val="none"/>
-              <w:shd w:fill="auto" w:val="clear"/>
-              <w:vertAlign w:val="baseline"/>
+              <w:rtl w:val="0"/>
+            </w:rPr>
+            <w:t xml:space="preserve">                                   　　　　　　　　　グローバル・ロジスティックス・サービス株式会社</w:t>
+          </w:r>
+        </w:sdtContent>
+      </w:sdt>
+    </w:p>
+    <w:p>
+      <w:pPr>
+        <w:spacing w:line="276" w:lineRule="auto"/>
+        <w:ind w:firstLine="3780"/>
+        <w:rPr>
+          <w:rFonts w:ascii="Times New Roman" w:cs="Times New Roman" w:eastAsia="Times New Roman" w:hAnsi="Times New Roman"/>
+          <w:sz w:val="21"/>
+          <w:szCs w:val="21"/>
+        </w:rPr>
+      </w:pPr>
+      <w:sdt>
+        <w:sdtPr>
+          <w:id w:val="732277635"/>
+          <w:tag w:val="goog_rdk_2"/>
+        </w:sdtPr>
+        <w:sdtContent>
+          <w:r>
+            <w:rPr>
+              <w:rFonts w:ascii="Gungsuh" w:cs="Gungsuh" w:eastAsia="Gungsuh" w:hAnsi="Gungsuh"/>
+              <w:sz w:val="21"/>
+              <w:szCs w:val="21"/>
               <w:rtl w:val="0"/>
             </w:rPr>
             <w:t xml:space="preserve">代表取締役</w:t>
@@ -326,74 +209,24 @@
     </w:p>
     <w:p>
       <w:pPr>
-        <w:keepNext w:val="0"/>
-        <w:keepLines w:val="0"/>
-        <w:pageBreakBefore w:val="0"/>
-        <w:widowControl w:val="0"/>
-        <w:pBdr>
-          <w:top w:space="0" w:sz="0" w:val="nil"/>
-          <w:left w:space="0" w:sz="0" w:val="nil"/>
-          <w:bottom w:space="0" w:sz="0" w:val="nil"/>
-          <w:right w:space="0" w:sz="0" w:val="nil"/>
-          <w:between w:space="0" w:sz="0" w:val="nil"/>
-        </w:pBdr>
-        <w:shd w:fill="auto" w:val="clear"/>
-        <w:spacing w:after="0" w:before="0" w:line="276" w:lineRule="auto"/>
-        <w:ind w:left="0" w:right="0" w:firstLine="0"/>
-        <w:jc w:val="left"/>
-        <w:rPr>
-          <w:rFonts w:ascii="Times New Roman" w:cs="Times New Roman" w:eastAsia="Times New Roman" w:hAnsi="Times New Roman"/>
-          <w:b w:val="0"/>
-          <w:bCs w:val="0"/>
-          <w:i w:val="0"/>
-          <w:iCs w:val="0"/>
-          <w:smallCaps w:val="0"/>
-          <w:strike w:val="0"/>
-          <w:color w:val="000000"/>
-          <w:sz w:val="21"/>
-          <w:szCs w:val="21"/>
-          <w:u w:val="none"/>
-          <w:shd w:fill="auto" w:val="clear"/>
-          <w:vertAlign w:val="baseline"/>
-        </w:rPr>
-      </w:pPr>
-      <w:r>
-        <w:rPr>
-          <w:rtl w:val="0"/>
-        </w:rPr>
-      </w:r>
-    </w:p>
-    <w:p>
-      <w:pPr>
-        <w:keepNext w:val="0"/>
-        <w:keepLines w:val="0"/>
-        <w:pageBreakBefore w:val="0"/>
-        <w:widowControl w:val="0"/>
-        <w:pBdr>
-          <w:top w:space="0" w:sz="0" w:val="nil"/>
-          <w:left w:space="0" w:sz="0" w:val="nil"/>
-          <w:bottom w:space="0" w:sz="0" w:val="nil"/>
-          <w:right w:space="0" w:sz="0" w:val="nil"/>
-          <w:between w:space="0" w:sz="0" w:val="nil"/>
-        </w:pBdr>
-        <w:shd w:fill="auto" w:val="clear"/>
-        <w:spacing w:after="0" w:before="252" w:line="276" w:lineRule="auto"/>
-        <w:ind w:left="0" w:right="0" w:firstLine="0"/>
-        <w:jc w:val="left"/>
-        <w:rPr>
-          <w:rFonts w:ascii="Times New Roman" w:cs="Times New Roman" w:eastAsia="Times New Roman" w:hAnsi="Times New Roman"/>
-          <w:b w:val="0"/>
-          <w:bCs w:val="0"/>
-          <w:i w:val="0"/>
-          <w:iCs w:val="0"/>
-          <w:smallCaps w:val="0"/>
-          <w:strike w:val="0"/>
-          <w:color w:val="000000"/>
-          <w:sz w:val="21"/>
-          <w:szCs w:val="21"/>
-          <w:u w:val="none"/>
-          <w:shd w:fill="auto" w:val="clear"/>
-          <w:vertAlign w:val="baseline"/>
+        <w:spacing w:before="252" w:line="276" w:lineRule="auto"/>
+        <w:rPr>
+          <w:rFonts w:ascii="Times New Roman" w:cs="Times New Roman" w:eastAsia="Times New Roman" w:hAnsi="Times New Roman"/>
+          <w:sz w:val="21"/>
+          <w:szCs w:val="21"/>
+        </w:rPr>
+      </w:pPr>
+      <w:r>
+        <w:rPr>
+          <w:rtl w:val="0"/>
+        </w:rPr>
+      </w:r>
+    </w:p>
+    <w:p>
+      <w:pPr>
+        <w:spacing w:before="252" w:line="276" w:lineRule="auto"/>
+        <w:rPr>
+          <w:rFonts w:ascii="Times New Roman" w:cs="Times New Roman" w:eastAsia="Times New Roman" w:hAnsi="Times New Roman"/>
         </w:rPr>
       </w:pPr>
       <w:r>
@@ -408,71 +241,79 @@
         <w:spacing w:line="276" w:lineRule="auto"/>
         <w:rPr>
           <w:rFonts w:ascii="Times New Roman" w:cs="Times New Roman" w:eastAsia="Times New Roman" w:hAnsi="Times New Roman"/>
-          <w:sz w:val="24"/>
-          <w:szCs w:val="24"/>
+          <w:sz w:val="22"/>
+          <w:szCs w:val="22"/>
         </w:rPr>
       </w:pPr>
       <w:sdt>
         <w:sdtPr>
-          <w:id w:val="1745328254"/>
-          <w:tag w:val="goog_rdk_2"/>
-        </w:sdtPr>
-        <w:sdtContent>
-          <w:r>
-            <w:rPr>
-              <w:rFonts w:ascii="Gungsuh" w:cs="Gungsuh" w:eastAsia="Gungsuh" w:hAnsi="Gungsuh"/>
-              <w:sz w:val="24"/>
-              <w:szCs w:val="24"/>
-              <w:rtl w:val="0"/>
-            </w:rPr>
-            <w:t xml:space="preserve">グローバル・ロジスティックス・サービス株式会社　</w:t>
-          </w:r>
-        </w:sdtContent>
-      </w:sdt>
-      <w:sdt>
-        <w:sdtPr>
-          <w:id w:val="-544228592"/>
+          <w:id w:val="1011247977"/>
           <w:tag w:val="goog_rdk_3"/>
         </w:sdtPr>
         <w:sdtContent>
           <w:r>
             <w:rPr>
               <w:rFonts w:ascii="Gungsuh" w:cs="Gungsuh" w:eastAsia="Gungsuh" w:hAnsi="Gungsuh"/>
-              <w:sz w:val="24"/>
-              <w:szCs w:val="24"/>
+              <w:sz w:val="22"/>
+              <w:szCs w:val="22"/>
               <w:rtl w:val="0"/>
             </w:rPr>
-            <w:t xml:space="preserve">第{{ bond_number }}回普通社債</w:t>
+            <w:t xml:space="preserve">グローバル・ロジスティックス・サービス株式会社　第{{ </w:t>
           </w:r>
         </w:sdtContent>
       </w:sdt>
       <w:r>
         <w:rPr>
-          <w:rtl w:val="0"/>
-        </w:rPr>
-      </w:r>
-    </w:p>
-    <w:p>
-      <w:pPr>
-        <w:pStyle w:val="Title"/>
-        <w:spacing w:line="276" w:lineRule="auto"/>
-        <w:rPr>
-          <w:rFonts w:ascii="Times New Roman" w:cs="Times New Roman" w:eastAsia="Times New Roman" w:hAnsi="Times New Roman"/>
-          <w:sz w:val="24"/>
-          <w:szCs w:val="24"/>
-        </w:rPr>
-      </w:pPr>
+          <w:rFonts w:ascii="Roboto" w:cs="Roboto" w:eastAsia="Roboto" w:hAnsi="Roboto"/>
+          <w:b w:val="0"/>
+          <w:bCs w:val="0"/>
+          <w:color w:val="333333"/>
+          <w:sz w:val="22"/>
+          <w:szCs w:val="22"/>
+          <w:highlight w:val="white"/>
+          <w:rtl w:val="0"/>
+        </w:rPr>
+        <w:t xml:space="preserve">numeric_mm2qbk7w </w:t>
+      </w:r>
       <w:sdt>
         <w:sdtPr>
-          <w:id w:val="701097188"/>
+          <w:id w:val="984522521"/>
           <w:tag w:val="goog_rdk_4"/>
         </w:sdtPr>
         <w:sdtContent>
           <w:r>
             <w:rPr>
               <w:rFonts w:ascii="Gungsuh" w:cs="Gungsuh" w:eastAsia="Gungsuh" w:hAnsi="Gungsuh"/>
-              <w:sz w:val="24"/>
-              <w:szCs w:val="24"/>
+              <w:sz w:val="22"/>
+              <w:szCs w:val="22"/>
+              <w:rtl w:val="0"/>
+            </w:rPr>
+            <w:t xml:space="preserve">}}回普通社債</w:t>
+          </w:r>
+        </w:sdtContent>
+      </w:sdt>
+    </w:p>
+    <w:p>
+      <w:pPr>
+        <w:pStyle w:val="Title"/>
+        <w:spacing w:line="276" w:lineRule="auto"/>
+        <w:rPr>
+          <w:rFonts w:ascii="Times New Roman" w:cs="Times New Roman" w:eastAsia="Times New Roman" w:hAnsi="Times New Roman"/>
+          <w:sz w:val="22"/>
+          <w:szCs w:val="22"/>
+        </w:rPr>
+      </w:pPr>
+      <w:sdt>
+        <w:sdtPr>
+          <w:id w:val="-2105739295"/>
+          <w:tag w:val="goog_rdk_5"/>
+        </w:sdtPr>
+        <w:sdtContent>
+          <w:r>
+            <w:rPr>
+              <w:rFonts w:ascii="Gungsuh" w:cs="Gungsuh" w:eastAsia="Gungsuh" w:hAnsi="Gungsuh"/>
+              <w:sz w:val="22"/>
+              <w:szCs w:val="22"/>
               <w:rtl w:val="0"/>
             </w:rPr>
             <w:t xml:space="preserve">割当決定通知書</w:t>
@@ -482,229 +323,189 @@
     </w:p>
     <w:p>
       <w:pPr>
-        <w:keepNext w:val="0"/>
-        <w:keepLines w:val="0"/>
-        <w:pageBreakBefore w:val="0"/>
-        <w:widowControl w:val="0"/>
-        <w:pBdr>
-          <w:top w:space="0" w:sz="0" w:val="nil"/>
-          <w:left w:space="0" w:sz="0" w:val="nil"/>
-          <w:bottom w:space="0" w:sz="0" w:val="nil"/>
-          <w:right w:space="0" w:sz="0" w:val="nil"/>
-          <w:between w:space="0" w:sz="0" w:val="nil"/>
-        </w:pBdr>
-        <w:shd w:fill="auto" w:val="clear"/>
-        <w:spacing w:after="0" w:before="0" w:line="276" w:lineRule="auto"/>
-        <w:ind w:left="0" w:right="0" w:firstLine="0"/>
-        <w:jc w:val="left"/>
+        <w:spacing w:line="276" w:lineRule="auto"/>
         <w:rPr>
           <w:rFonts w:ascii="Times New Roman" w:cs="Times New Roman" w:eastAsia="Times New Roman" w:hAnsi="Times New Roman"/>
           <w:b w:val="1"/>
           <w:bCs w:val="1"/>
-          <w:i w:val="0"/>
-          <w:iCs w:val="0"/>
-          <w:smallCaps w:val="0"/>
-          <w:strike w:val="0"/>
-          <w:color w:val="000000"/>
-          <w:sz w:val="21"/>
-          <w:szCs w:val="21"/>
-          <w:u w:val="none"/>
-          <w:shd w:fill="auto" w:val="clear"/>
-          <w:vertAlign w:val="baseline"/>
-        </w:rPr>
-      </w:pPr>
-      <w:r>
-        <w:rPr>
-          <w:rtl w:val="0"/>
-        </w:rPr>
-      </w:r>
-    </w:p>
-    <w:p>
-      <w:pPr>
-        <w:keepNext w:val="0"/>
-        <w:keepLines w:val="0"/>
-        <w:pageBreakBefore w:val="0"/>
-        <w:widowControl w:val="0"/>
-        <w:pBdr>
-          <w:top w:space="0" w:sz="0" w:val="nil"/>
-          <w:left w:space="0" w:sz="0" w:val="nil"/>
-          <w:bottom w:space="0" w:sz="0" w:val="nil"/>
-          <w:right w:space="0" w:sz="0" w:val="nil"/>
-          <w:between w:space="0" w:sz="0" w:val="nil"/>
-        </w:pBdr>
-        <w:shd w:fill="auto" w:val="clear"/>
-        <w:spacing w:after="0" w:before="194" w:line="276" w:lineRule="auto"/>
-        <w:ind w:left="0" w:right="0" w:firstLine="0"/>
-        <w:jc w:val="left"/>
+          <w:sz w:val="21"/>
+          <w:szCs w:val="21"/>
+        </w:rPr>
+      </w:pPr>
+      <w:r>
+        <w:rPr>
+          <w:rtl w:val="0"/>
+        </w:rPr>
+      </w:r>
+    </w:p>
+    <w:p>
+      <w:pPr>
+        <w:spacing w:before="194" w:line="276" w:lineRule="auto"/>
         <w:rPr>
           <w:rFonts w:ascii="Times New Roman" w:cs="Times New Roman" w:eastAsia="Times New Roman" w:hAnsi="Times New Roman"/>
           <w:b w:val="1"/>
           <w:bCs w:val="1"/>
-          <w:i w:val="0"/>
-          <w:iCs w:val="0"/>
-          <w:smallCaps w:val="0"/>
-          <w:strike w:val="0"/>
-          <w:color w:val="000000"/>
-          <w:sz w:val="21"/>
-          <w:szCs w:val="21"/>
-          <w:u w:val="none"/>
-          <w:shd w:fill="auto" w:val="clear"/>
-          <w:vertAlign w:val="baseline"/>
-        </w:rPr>
-      </w:pPr>
-      <w:r>
-        <w:rPr>
-          <w:rtl w:val="0"/>
-        </w:rPr>
-      </w:r>
-    </w:p>
-    <w:p>
-      <w:pPr>
-        <w:keepNext w:val="0"/>
-        <w:keepLines w:val="0"/>
-        <w:pageBreakBefore w:val="0"/>
-        <w:widowControl w:val="0"/>
-        <w:pBdr>
-          <w:top w:space="0" w:sz="0" w:val="nil"/>
-          <w:left w:space="0" w:sz="0" w:val="nil"/>
-          <w:bottom w:space="0" w:sz="0" w:val="nil"/>
-          <w:right w:space="0" w:sz="0" w:val="nil"/>
-          <w:between w:space="0" w:sz="0" w:val="nil"/>
-        </w:pBdr>
-        <w:shd w:fill="auto" w:val="clear"/>
-        <w:spacing w:after="0" w:before="0" w:line="276" w:lineRule="auto"/>
-        <w:ind w:left="0" w:right="0" w:firstLine="210"/>
-        <w:jc w:val="left"/>
-        <w:rPr>
-          <w:rFonts w:ascii="Times New Roman" w:cs="Times New Roman" w:eastAsia="Times New Roman" w:hAnsi="Times New Roman"/>
-          <w:b w:val="0"/>
-          <w:bCs w:val="0"/>
-          <w:i w:val="0"/>
-          <w:iCs w:val="0"/>
-          <w:smallCaps w:val="0"/>
-          <w:strike w:val="0"/>
-          <w:color w:val="000000"/>
-          <w:sz w:val="21"/>
-          <w:szCs w:val="21"/>
-          <w:u w:val="none"/>
-          <w:shd w:fill="auto" w:val="clear"/>
-          <w:vertAlign w:val="baseline"/>
+          <w:sz w:val="21"/>
+          <w:szCs w:val="21"/>
+        </w:rPr>
+      </w:pPr>
+      <w:r>
+        <w:rPr>
+          <w:rtl w:val="0"/>
+        </w:rPr>
+      </w:r>
+    </w:p>
+    <w:p>
+      <w:pPr>
+        <w:spacing w:line="276" w:lineRule="auto"/>
+        <w:ind w:firstLine="210"/>
+        <w:rPr>
+          <w:rFonts w:ascii="Times New Roman" w:cs="Times New Roman" w:eastAsia="Times New Roman" w:hAnsi="Times New Roman"/>
+          <w:sz w:val="21"/>
+          <w:szCs w:val="21"/>
         </w:rPr>
       </w:pPr>
       <w:sdt>
         <w:sdtPr>
-          <w:id w:val="-1190189399"/>
-          <w:tag w:val="goog_rdk_5"/>
-        </w:sdtPr>
-        <w:sdtContent>
-          <w:r>
-            <w:rPr>
-              <w:rFonts w:ascii="Gungsuh" w:cs="Gungsuh" w:eastAsia="Gungsuh" w:hAnsi="Gungsuh"/>
-              <w:b w:val="0"/>
-              <w:bCs w:val="0"/>
-              <w:i w:val="0"/>
-              <w:iCs w:val="0"/>
-              <w:smallCaps w:val="0"/>
-              <w:strike w:val="0"/>
-              <w:color w:val="000000"/>
-              <w:sz w:val="21"/>
-              <w:szCs w:val="21"/>
-              <w:u w:val="none"/>
-              <w:shd w:fill="auto" w:val="clear"/>
-              <w:vertAlign w:val="baseline"/>
-              <w:rtl w:val="0"/>
-            </w:rPr>
-            <w:t xml:space="preserve">当社の</w:t>
-          </w:r>
-        </w:sdtContent>
-      </w:sdt>
-      <w:sdt>
-        <w:sdtPr>
-          <w:id w:val="173369567"/>
+          <w:id w:val="1489204980"/>
           <w:tag w:val="goog_rdk_6"/>
         </w:sdtPr>
         <w:sdtContent>
           <w:r>
             <w:rPr>
               <w:rFonts w:ascii="Gungsuh" w:cs="Gungsuh" w:eastAsia="Gungsuh" w:hAnsi="Gungsuh"/>
-              <w:b w:val="0"/>
-              <w:bCs w:val="0"/>
-              <w:i w:val="0"/>
-              <w:iCs w:val="0"/>
-              <w:smallCaps w:val="0"/>
-              <w:strike w:val="0"/>
-              <w:color w:val="000000"/>
               <w:sz w:val="21"/>
               <w:szCs w:val="21"/>
-              <w:u w:val="none"/>
-              <w:shd w:fill="auto" w:val="clear"/>
-              <w:vertAlign w:val="baseline"/>
               <w:rtl w:val="0"/>
             </w:rPr>
-            <w:t xml:space="preserve">第</w:t>
+            <w:t xml:space="preserve">当社の第{{ </w:t>
           </w:r>
         </w:sdtContent>
       </w:sdt>
       <w:r>
         <w:rPr>
-          <w:rFonts w:ascii="Times New Roman" w:cs="Times New Roman" w:eastAsia="Times New Roman" w:hAnsi="Times New Roman"/>
-          <w:sz w:val="21"/>
-          <w:szCs w:val="21"/>
-          <w:rtl w:val="0"/>
-        </w:rPr>
-        <w:t xml:space="preserve">{{ bond_number }}</w:t>
+          <w:rFonts w:ascii="Roboto" w:cs="Roboto" w:eastAsia="Roboto" w:hAnsi="Roboto"/>
+          <w:color w:val="333333"/>
+          <w:sz w:val="21"/>
+          <w:szCs w:val="21"/>
+          <w:highlight w:val="white"/>
+          <w:rtl w:val="0"/>
+        </w:rPr>
+        <w:t xml:space="preserve">numeric_mm2qbk7w</w:t>
       </w:r>
       <w:sdt>
         <w:sdtPr>
-          <w:id w:val="377968271"/>
+          <w:id w:val="1875004715"/>
           <w:tag w:val="goog_rdk_7"/>
         </w:sdtPr>
         <w:sdtContent>
           <w:r>
             <w:rPr>
               <w:rFonts w:ascii="Gungsuh" w:cs="Gungsuh" w:eastAsia="Gungsuh" w:hAnsi="Gungsuh"/>
-              <w:b w:val="0"/>
-              <w:bCs w:val="0"/>
-              <w:i w:val="0"/>
-              <w:iCs w:val="0"/>
-              <w:smallCaps w:val="0"/>
-              <w:strike w:val="0"/>
-              <w:color w:val="000000"/>
               <w:sz w:val="21"/>
               <w:szCs w:val="21"/>
-              <w:u w:val="none"/>
-              <w:shd w:fill="auto" w:val="clear"/>
-              <w:vertAlign w:val="baseline"/>
               <w:rtl w:val="0"/>
             </w:rPr>
-            <w:t xml:space="preserve">回普通社債</w:t>
+            <w:t xml:space="preserve"> }}回普通社債に申込みいただきありがとうございました。</w:t>
           </w:r>
         </w:sdtContent>
       </w:sdt>
+    </w:p>
+    <w:p>
+      <w:pPr>
+        <w:spacing w:line="276" w:lineRule="auto"/>
+        <w:rPr>
+          <w:sz w:val="21"/>
+          <w:szCs w:val="21"/>
+        </w:rPr>
+      </w:pPr>
+      <w:r>
+        <w:rPr>
+          <w:sz w:val="21"/>
+          <w:szCs w:val="21"/>
+          <w:rtl w:val="0"/>
+        </w:rPr>
+        <w:t xml:space="preserve">申込書に記載の額面のとおり割当を決定いたしましたので、下記のとおり払込をお願いいたします。</w:t>
+      </w:r>
+    </w:p>
+    <w:p>
+      <w:pPr>
+        <w:tabs>
+          <w:tab w:val="left" w:leader="none" w:pos="481"/>
+          <w:tab w:val="left" w:leader="none" w:pos="2161"/>
+          <w:tab w:val="left" w:leader="none" w:pos="4131"/>
+          <w:tab w:val="left" w:leader="none" w:pos="4611"/>
+        </w:tabs>
+        <w:spacing w:line="276" w:lineRule="auto"/>
+        <w:ind w:left="1" w:right="3793" w:firstLine="0"/>
+        <w:rPr>
+          <w:rFonts w:ascii="Times New Roman" w:cs="Times New Roman" w:eastAsia="Times New Roman" w:hAnsi="Times New Roman"/>
+          <w:sz w:val="21"/>
+          <w:szCs w:val="21"/>
+        </w:rPr>
+      </w:pPr>
+      <w:r>
+        <w:rPr>
+          <w:rtl w:val="0"/>
+        </w:rPr>
+      </w:r>
+    </w:p>
+    <w:p>
+      <w:pPr>
+        <w:spacing w:line="276" w:lineRule="auto"/>
+        <w:jc w:val="center"/>
+        <w:rPr/>
+      </w:pPr>
+      <w:r>
+        <w:rPr>
+          <w:rtl w:val="0"/>
+        </w:rPr>
+        <w:t xml:space="preserve">記</w:t>
+      </w:r>
+    </w:p>
+    <w:p>
+      <w:pPr>
+        <w:spacing w:line="276" w:lineRule="auto"/>
+        <w:ind w:firstLine="440"/>
+        <w:rPr/>
+      </w:pPr>
+      <w:r>
+        <w:rPr>
+          <w:rtl w:val="0"/>
+        </w:rPr>
+      </w:r>
+    </w:p>
+    <w:p>
+      <w:pPr>
+        <w:spacing w:line="276" w:lineRule="auto"/>
+        <w:rPr/>
+      </w:pPr>
+      <w:r>
+        <w:rPr>
+          <w:rtl w:val="0"/>
+        </w:rPr>
+        <w:t xml:space="preserve">割当口数　　：{{ numeric_mkzr5kqz }}万円（{{ numeric_mm3597fp }}口）</w:t>
+      </w:r>
+    </w:p>
+    <w:p>
+      <w:pPr>
+        <w:spacing w:line="276" w:lineRule="auto"/>
+        <w:rPr>
+          <w:rFonts w:ascii="Times New Roman" w:cs="Times New Roman" w:eastAsia="Times New Roman" w:hAnsi="Times New Roman"/>
+        </w:rPr>
+      </w:pPr>
       <w:sdt>
         <w:sdtPr>
-          <w:id w:val="-1795001517"/>
+          <w:id w:val="-14632531"/>
           <w:tag w:val="goog_rdk_8"/>
         </w:sdtPr>
         <w:sdtContent>
           <w:r>
             <w:rPr>
               <w:rFonts w:ascii="Gungsuh" w:cs="Gungsuh" w:eastAsia="Gungsuh" w:hAnsi="Gungsuh"/>
-              <w:b w:val="0"/>
-              <w:bCs w:val="0"/>
-              <w:i w:val="0"/>
-              <w:iCs w:val="0"/>
-              <w:smallCaps w:val="0"/>
-              <w:strike w:val="0"/>
-              <w:color w:val="000000"/>
-              <w:sz w:val="21"/>
-              <w:szCs w:val="21"/>
-              <w:u w:val="none"/>
-              <w:shd w:fill="auto" w:val="clear"/>
-              <w:vertAlign w:val="baseline"/>
               <w:rtl w:val="0"/>
             </w:rPr>
-            <w:t xml:space="preserve">に申込みいただきありがとうございました。</w:t>
+            <w:t xml:space="preserve">払込期日　　：{{ date_mkzvtpra }}</w:t>
           </w:r>
         </w:sdtContent>
       </w:sdt>
@@ -718,143 +519,21 @@
         <w:rPr>
           <w:rtl w:val="0"/>
         </w:rPr>
-        <w:t xml:space="preserve">申込書に記載の額面のとおり割当を決定いたしましたので、下記のとおり払込をお願いいたします。</w:t>
-      </w:r>
-    </w:p>
-    <w:p>
-      <w:pPr>
-        <w:keepNext w:val="0"/>
-        <w:keepLines w:val="0"/>
-        <w:pageBreakBefore w:val="0"/>
-        <w:widowControl w:val="0"/>
-        <w:pBdr>
-          <w:top w:space="0" w:sz="0" w:val="nil"/>
-          <w:left w:space="0" w:sz="0" w:val="nil"/>
-          <w:bottom w:space="0" w:sz="0" w:val="nil"/>
-          <w:right w:space="0" w:sz="0" w:val="nil"/>
-          <w:between w:space="0" w:sz="0" w:val="nil"/>
-        </w:pBdr>
-        <w:shd w:fill="auto" w:val="clear"/>
-        <w:tabs>
-          <w:tab w:val="left" w:leader="none" w:pos="481"/>
-          <w:tab w:val="left" w:leader="none" w:pos="2161"/>
-          <w:tab w:val="left" w:leader="none" w:pos="4131"/>
-          <w:tab w:val="left" w:leader="none" w:pos="4611"/>
-        </w:tabs>
-        <w:spacing w:after="0" w:before="0" w:line="276" w:lineRule="auto"/>
-        <w:ind w:left="1" w:right="3793" w:firstLine="0"/>
-        <w:jc w:val="left"/>
-        <w:rPr>
-          <w:rFonts w:ascii="Times New Roman" w:cs="Times New Roman" w:eastAsia="Times New Roman" w:hAnsi="Times New Roman"/>
-          <w:b w:val="0"/>
-          <w:bCs w:val="0"/>
-          <w:i w:val="0"/>
-          <w:iCs w:val="0"/>
-          <w:smallCaps w:val="0"/>
-          <w:strike w:val="0"/>
-          <w:color w:val="000000"/>
-          <w:sz w:val="21"/>
-          <w:szCs w:val="21"/>
-          <w:u w:val="none"/>
-          <w:shd w:fill="auto" w:val="clear"/>
-          <w:vertAlign w:val="baseline"/>
-        </w:rPr>
-      </w:pPr>
-      <w:r>
-        <w:rPr>
-          <w:rtl w:val="0"/>
-        </w:rPr>
-      </w:r>
-    </w:p>
-    <w:p>
-      <w:pPr>
-        <w:keepNext w:val="0"/>
-        <w:keepLines w:val="0"/>
-        <w:pageBreakBefore w:val="0"/>
-        <w:widowControl w:val="0"/>
-        <w:pBdr>
-          <w:top w:space="0" w:sz="0" w:val="nil"/>
-          <w:left w:space="0" w:sz="0" w:val="nil"/>
-          <w:bottom w:space="0" w:sz="0" w:val="nil"/>
-          <w:right w:space="0" w:sz="0" w:val="nil"/>
-          <w:between w:space="0" w:sz="0" w:val="nil"/>
-        </w:pBdr>
-        <w:shd w:fill="auto" w:val="clear"/>
-        <w:spacing w:after="0" w:before="0" w:line="276" w:lineRule="auto"/>
-        <w:ind w:left="0" w:right="0" w:firstLine="0"/>
-        <w:jc w:val="center"/>
-        <w:rPr>
-          <w:rFonts w:ascii="MS Mincho" w:cs="MS Mincho" w:eastAsia="MS Mincho" w:hAnsi="MS Mincho"/>
-          <w:b w:val="0"/>
-          <w:bCs w:val="0"/>
-          <w:i w:val="0"/>
-          <w:iCs w:val="0"/>
-          <w:smallCaps w:val="0"/>
-          <w:strike w:val="0"/>
-          <w:color w:val="000000"/>
-          <w:sz w:val="22"/>
-          <w:szCs w:val="22"/>
-          <w:u w:val="none"/>
-          <w:shd w:fill="auto" w:val="clear"/>
-          <w:vertAlign w:val="baseline"/>
-        </w:rPr>
-      </w:pPr>
-      <w:r>
-        <w:rPr>
-          <w:rFonts w:ascii="MS Mincho" w:cs="MS Mincho" w:eastAsia="MS Mincho" w:hAnsi="MS Mincho"/>
-          <w:b w:val="0"/>
-          <w:bCs w:val="0"/>
-          <w:i w:val="0"/>
-          <w:iCs w:val="0"/>
-          <w:smallCaps w:val="0"/>
-          <w:strike w:val="0"/>
-          <w:color w:val="000000"/>
-          <w:sz w:val="22"/>
-          <w:szCs w:val="22"/>
-          <w:u w:val="none"/>
-          <w:shd w:fill="auto" w:val="clear"/>
-          <w:vertAlign w:val="baseline"/>
-          <w:rtl w:val="0"/>
-        </w:rPr>
-        <w:t xml:space="preserve">記</w:t>
-      </w:r>
-    </w:p>
-    <w:p>
-      <w:pPr>
-        <w:spacing w:line="276" w:lineRule="auto"/>
-        <w:ind w:firstLine="440"/>
-        <w:rPr/>
-      </w:pPr>
-      <w:r>
-        <w:rPr>
-          <w:rtl w:val="0"/>
-        </w:rPr>
-      </w:r>
-    </w:p>
-    <w:p>
-      <w:pPr>
-        <w:spacing w:line="276" w:lineRule="auto"/>
-        <w:ind w:firstLine="440"/>
-        <w:rPr/>
-      </w:pPr>
-      <w:r>
-        <w:rPr>
-          <w:rtl w:val="0"/>
-        </w:rPr>
-        <w:t xml:space="preserve">割当口数　　：{{ allocated_amount }}（{{ allocated_unit_count }}口）</w:t>
-      </w:r>
-    </w:p>
-    <w:p>
-      <w:pPr>
-        <w:spacing w:line="276" w:lineRule="auto"/>
-        <w:ind w:firstLine="440"/>
+        <w:t xml:space="preserve">払込金融機関：住信SBIネット銀行</w:t>
+        <w:tab/>
+        <w:t xml:space="preserve">法人第一支店</w:t>
+      </w:r>
+    </w:p>
+    <w:p>
+      <w:pPr>
+        <w:ind w:left="1440" w:firstLine="0"/>
         <w:rPr>
           <w:rFonts w:ascii="Times New Roman" w:cs="Times New Roman" w:eastAsia="Times New Roman" w:hAnsi="Times New Roman"/>
         </w:rPr>
       </w:pPr>
       <w:sdt>
         <w:sdtPr>
-          <w:id w:val="-1957100454"/>
+          <w:id w:val="2143490913"/>
           <w:tag w:val="goog_rdk_9"/>
         </w:sdtPr>
         <w:sdtContent>
@@ -863,22 +542,29 @@
               <w:rFonts w:ascii="Gungsuh" w:cs="Gungsuh" w:eastAsia="Gungsuh" w:hAnsi="Gungsuh"/>
               <w:rtl w:val="0"/>
             </w:rPr>
-            <w:t xml:space="preserve">払込期日　　：{{ payment_deadline }}</w:t>
+            <w:t xml:space="preserve">  普通預金</w:t>
+            <w:tab/>
+            <w:t xml:space="preserve">　口座番号　2849059</w:t>
           </w:r>
         </w:sdtContent>
       </w:sdt>
     </w:p>
     <w:p>
       <w:pPr>
-        <w:spacing w:line="276" w:lineRule="auto"/>
-        <w:ind w:firstLine="440"/>
+        <w:ind w:left="1440" w:firstLine="0"/>
         <w:rPr/>
       </w:pPr>
       <w:r>
         <w:rPr>
           <w:rtl w:val="0"/>
         </w:rPr>
-        <w:t xml:space="preserve">払込金融機関：{{ bank_info }}</w:t>
+        <w:t xml:space="preserve">  </w:t>
+      </w:r>
+      <w:r>
+        <w:rPr>
+          <w:rtl w:val="0"/>
+        </w:rPr>
+        <w:t xml:space="preserve">グロ－バルロジステイツクスサ－ビス（カ</w:t>
       </w:r>
     </w:p>
     <w:p>
@@ -891,6 +577,56 @@
           <w:rtl w:val="0"/>
         </w:rPr>
       </w:r>
+    </w:p>
+    <w:p>
+      <w:pPr>
+        <w:spacing w:line="276" w:lineRule="auto"/>
+        <w:rPr/>
+      </w:pPr>
+      <w:r>
+        <w:rPr>
+          <w:rtl w:val="0"/>
+        </w:rPr>
+      </w:r>
+    </w:p>
+    <w:p>
+      <w:pPr>
+        <w:spacing w:line="276" w:lineRule="auto"/>
+        <w:rPr/>
+      </w:pPr>
+      <w:r>
+        <w:rPr>
+          <w:rtl w:val="0"/>
+        </w:rPr>
+      </w:r>
+    </w:p>
+    <w:p>
+      <w:pPr>
+        <w:spacing w:line="276" w:lineRule="auto"/>
+        <w:jc w:val="right"/>
+        <w:rPr>
+          <w:rFonts w:ascii="Times New Roman" w:cs="Times New Roman" w:eastAsia="Times New Roman" w:hAnsi="Times New Roman"/>
+          <w:sz w:val="21"/>
+          <w:szCs w:val="21"/>
+        </w:rPr>
+      </w:pPr>
+      <w:sdt>
+        <w:sdtPr>
+          <w:id w:val="-1448782057"/>
+          <w:tag w:val="goog_rdk_10"/>
+        </w:sdtPr>
+        <w:sdtContent>
+          <w:r>
+            <w:rPr>
+              <w:rFonts w:ascii="Gungsuh" w:cs="Gungsuh" w:eastAsia="Gungsuh" w:hAnsi="Gungsuh"/>
+              <w:sz w:val="21"/>
+              <w:szCs w:val="21"/>
+              <w:rtl w:val="0"/>
+            </w:rPr>
+            <w:t xml:space="preserve">以上</w:t>
+          </w:r>
+        </w:sdtContent>
+      </w:sdt>
     </w:p>
     <w:p>
       <w:pPr>
@@ -921,48 +657,17 @@
         <w:ind w:left="0" w:right="0" w:firstLine="0"/>
         <w:jc w:val="right"/>
         <w:rPr>
-          <w:rFonts w:ascii="Times New Roman" w:cs="Times New Roman" w:eastAsia="Times New Roman" w:hAnsi="Times New Roman"/>
-          <w:b w:val="0"/>
-          <w:bCs w:val="0"/>
-          <w:i w:val="0"/>
-          <w:iCs w:val="0"/>
-          <w:smallCaps w:val="0"/>
-          <w:strike w:val="0"/>
-          <w:color w:val="000000"/>
-          <w:sz w:val="21"/>
-          <w:szCs w:val="21"/>
-          <w:u w:val="none"/>
-          <w:shd w:fill="auto" w:val="clear"/>
-          <w:vertAlign w:val="baseline"/>
-        </w:rPr>
-      </w:pPr>
-      <w:sdt>
-        <w:sdtPr>
-          <w:id w:val="-972066257"/>
-          <w:tag w:val="goog_rdk_10"/>
-        </w:sdtPr>
-        <w:sdtContent>
-          <w:r>
-            <w:rPr>
-              <w:rFonts w:ascii="Gungsuh" w:cs="Gungsuh" w:eastAsia="Gungsuh" w:hAnsi="Gungsuh"/>
-              <w:b w:val="0"/>
-              <w:bCs w:val="0"/>
-              <w:i w:val="0"/>
-              <w:iCs w:val="0"/>
-              <w:smallCaps w:val="0"/>
-              <w:strike w:val="0"/>
-              <w:color w:val="000000"/>
-              <w:sz w:val="21"/>
-              <w:szCs w:val="21"/>
-              <w:u w:val="none"/>
-              <w:shd w:fill="auto" w:val="clear"/>
-              <w:vertAlign w:val="baseline"/>
-              <w:rtl w:val="0"/>
-            </w:rPr>
-            <w:t xml:space="preserve">以上</w:t>
-          </w:r>
-        </w:sdtContent>
-      </w:sdt>
+          <w:color w:val="111111"/>
+          <w:sz w:val="23"/>
+          <w:szCs w:val="23"/>
+          <w:highlight w:val="white"/>
+        </w:rPr>
+      </w:pPr>
+      <w:r>
+        <w:rPr>
+          <w:rtl w:val="0"/>
+        </w:rPr>
+      </w:r>
     </w:p>
     <w:p>
       <w:pPr>
